--- a/docs/Informe_Tecnico_TI_USIL.docx
+++ b/docs/Informe_Tecnico_TI_USIL.docx
@@ -3364,7 +3364,7 @@
                 <w:sz w:val="17"/>
                 <w:szCs w:val="17"/>
               </w:rPr>
-              <w:t xml:space="preserve">RBAC con Spatie Permission: Administrador y Coordinador; permisos por carrera</w:t>
+              <w:t>RBAC propio (tablas roles, permisos y rol_permiso; middleware EnsurePermission): 7 perfiles — Superusuario, Servicios Académicos, Coordinador de Carrera, Director de Escuela, Decano, Auditor y Consulta — con alcance de datos por carrera o facultad (permisos_carrera / permisos_facultad)</w:t>
             </w:r>
           </w:p>
         </w:tc>
